--- a/docs/Projeto_Final_ABNT.docx
+++ b/docs/Projeto_Final_ABNT.docx
@@ -708,7 +708,7 @@
         <w:rPr>
           <w:rtl w:val="0"/>
         </w:rPr>
-        <w:t xml:space="preserve">Rodrigo Ramos Silva</w:t>
+        <w:t xml:space="preserve">RODRIGO RAMOS SILVA</w:t>
       </w:r>
     </w:p>
     <w:p>
@@ -964,7 +964,7 @@
     </w:p>
     <w:sdt>
       <w:sdtPr>
-        <w:id w:val="131924358"/>
+        <w:id w:val="-1342684800"/>
         <w:docPartObj>
           <w:docPartGallery w:val="Table of Contents"/>
           <w:docPartUnique w:val="1"/>
@@ -6128,12 +6128,12 @@
           <wp:inline distB="0" distT="0" distL="0" distR="0">
             <wp:extent cx="4953000" cy="1838325"/>
             <wp:effectExtent b="0" l="0" r="0" t="0"/>
-            <wp:docPr descr="Diagrama de caixa da variável pessoas no conjunto de treino" id="3" name="image4.png"/>
+            <wp:docPr descr="Diagrama de caixa da variável pessoas no conjunto de treino" id="3" name="image1.png"/>
             <a:graphic>
               <a:graphicData uri="http://schemas.openxmlformats.org/drawingml/2006/picture">
                 <pic:pic>
                   <pic:nvPicPr>
-                    <pic:cNvPr descr="Diagrama de caixa da variável pessoas no conjunto de treino" id="0" name="image4.png"/>
+                    <pic:cNvPr descr="Diagrama de caixa da variável pessoas no conjunto de treino" id="0" name="image1.png"/>
                     <pic:cNvPicPr preferRelativeResize="0"/>
                   </pic:nvPicPr>
                   <pic:blipFill>
@@ -6306,12 +6306,12 @@
           <wp:inline distB="0" distT="0" distL="0" distR="0">
             <wp:extent cx="4953000" cy="3257550"/>
             <wp:effectExtent b="0" l="0" r="0" t="0"/>
-            <wp:docPr descr="Taxa de acidentes fatais por tipo de acidente no treino" id="5" name="image6.png"/>
+            <wp:docPr descr="Taxa de acidentes fatais por tipo de acidente no treino" id="5" name="image5.png"/>
             <a:graphic>
               <a:graphicData uri="http://schemas.openxmlformats.org/drawingml/2006/picture">
                 <pic:pic>
                   <pic:nvPicPr>
-                    <pic:cNvPr descr="Taxa de acidentes fatais por tipo de acidente no treino" id="0" name="image6.png"/>
+                    <pic:cNvPr descr="Taxa de acidentes fatais por tipo de acidente no treino" id="0" name="image5.png"/>
                     <pic:cNvPicPr preferRelativeResize="0"/>
                   </pic:nvPicPr>
                   <pic:blipFill>
@@ -7251,12 +7251,12 @@
           <wp:inline distB="0" distT="0" distL="0" distR="0">
             <wp:extent cx="4953000" cy="2543175"/>
             <wp:effectExtent b="0" l="0" r="0" t="0"/>
-            <wp:docPr descr="Histograma da variável km no conjunto de treino" id="4" name="image1.png"/>
+            <wp:docPr descr="Histograma da variável km no conjunto de treino" id="4" name="image2.png"/>
             <a:graphic>
               <a:graphicData uri="http://schemas.openxmlformats.org/drawingml/2006/picture">
                 <pic:pic>
                   <pic:nvPicPr>
-                    <pic:cNvPr descr="Histograma da variável km no conjunto de treino" id="0" name="image1.png"/>
+                    <pic:cNvPr descr="Histograma da variável km no conjunto de treino" id="0" name="image2.png"/>
                     <pic:cNvPicPr preferRelativeResize="0"/>
                   </pic:nvPicPr>
                   <pic:blipFill>
@@ -8493,7 +8493,7 @@
           <w:szCs w:val="24"/>
           <w:rtl w:val="0"/>
         </w:rPr>
-        <w:t xml:space="preserve">As duas técnicas de reamostragem descritas na Seção 4.2.6 foram combinadas com os dois modelos, gerando quatro configurações além do Modelo A. A escolha entre elas usou somente o treino: como o F1 na validação ficou próximo, o desempate foi a diferença entre o F1 no treino e o F1 na validação, que mede o quanto o modelo decorou. No KNN essa diferença foi de 0,010 com subamostragem e de 0,242 com SMOTE, e por isso o Modelo B ficou com a subamostragem, a mesma técnica de Mafort e Kappel (2025). Ele terminou com dezoito vizinhos e distância de Manhattan, praticamente a configuração encontrada por esses autores.</w:t>
+        <w:t xml:space="preserve">As duas técnicas de reamostragem descritas na Seção 4.2.6 foram combinadas com os dois modelos, gerando quatro configurações além do Modelo A. A escolha entre elas usou somente o treino: como o F1 na validação ficou próximo, o desempate foi a diferença entre o F1 no treino e o F1 na validação, que mede o quanto o modelo decorou. No KNN, o F1 no treino ficou 0,007 abaixo do de validação com a subamostragem e 0,186 acima com o SMOTE, o que indica memorização no segundo caso. Por isso o Modelo B ficou com a subamostragem, a mesma técnica de Mafort e Kappel (2025). Ele terminou com dezoito vizinhos e distância de Manhattan, praticamente a configuração encontrada por esses autores.</w:t>
       </w:r>
       <w:r>
         <w:rPr>
@@ -9799,7 +9799,7 @@
                 <w:szCs w:val="20"/>
                 <w:rtl w:val="0"/>
               </w:rPr>
-              <w:t xml:space="preserve">0,873</w:t>
+              <w:t xml:space="preserve">0,868</w:t>
             </w:r>
             <w:r>
               <w:rPr>
@@ -9832,7 +9832,7 @@
                 <w:szCs w:val="20"/>
                 <w:rtl w:val="0"/>
               </w:rPr>
-              <w:t xml:space="preserve">0,159</w:t>
+              <w:t xml:space="preserve">0,166</w:t>
             </w:r>
             <w:r>
               <w:rPr>
@@ -9865,7 +9865,7 @@
                 <w:szCs w:val="20"/>
                 <w:rtl w:val="0"/>
               </w:rPr>
-              <w:t xml:space="preserve">0,414</w:t>
+              <w:t xml:space="preserve">0,471</w:t>
             </w:r>
             <w:r>
               <w:rPr>
@@ -9898,7 +9898,7 @@
                 <w:szCs w:val="20"/>
                 <w:rtl w:val="0"/>
               </w:rPr>
-              <w:t xml:space="preserve">0,230</w:t>
+              <w:t xml:space="preserve">0,245</w:t>
             </w:r>
             <w:r>
               <w:rPr>
@@ -9931,7 +9931,7 @@
                 <w:szCs w:val="20"/>
                 <w:rtl w:val="0"/>
               </w:rPr>
-              <w:t xml:space="preserve">0,716</w:t>
+              <w:t xml:space="preserve">0,750</w:t>
             </w:r>
             <w:r>
               <w:rPr>
@@ -10180,7 +10180,7 @@
           <w:szCs w:val="24"/>
           <w:rtl w:val="0"/>
         </w:rPr>
-        <w:t xml:space="preserve">A última linha mostra o KNN sem balanceamento: a maior acurácia da tabela junto com a pior revocação, o que repete a distorção do classificador trivial. Equilibrar o treino corrigiu esse comportamento e levou a revocação de 0,070 para 0,650.</w:t>
+        <w:t xml:space="preserve">A última linha mostra o KNN sem balanceamento: a maior acurácia da tabela junto com a pior revocação, o que repete a distorção do classificador trivial. Equilibrar o treino corrigiu esse comportamento, e a subamostragem levou a revocação de 0,070 para 0,650, contra 0,471 do SMOTE.</w:t>
       </w:r>
       <w:r>
         <w:rPr>
@@ -10268,12 +10268,12 @@
           <wp:inline distB="0" distT="0" distL="0" distR="0">
             <wp:extent cx="5715000" cy="2476500"/>
             <wp:effectExtent b="0" l="0" r="0" t="0"/>
-            <wp:docPr descr="Matrizes de confusão no conjunto de teste" id="7" name="image2.png"/>
+            <wp:docPr descr="Matrizes de confusão no conjunto de teste" id="7" name="image3.png"/>
             <a:graphic>
               <a:graphicData uri="http://schemas.openxmlformats.org/drawingml/2006/picture">
                 <pic:pic>
                   <pic:nvPicPr>
-                    <pic:cNvPr descr="Matrizes de confusão no conjunto de teste" id="0" name="image2.png"/>
+                    <pic:cNvPr descr="Matrizes de confusão no conjunto de teste" id="0" name="image3.png"/>
                     <pic:cNvPicPr preferRelativeResize="0"/>
                   </pic:nvPicPr>
                   <pic:blipFill>
@@ -10403,12 +10403,12 @@
           <wp:inline distB="0" distT="0" distL="0" distR="0">
             <wp:extent cx="3810000" cy="3133725"/>
             <wp:effectExtent b="0" l="0" r="0" t="0"/>
-            <wp:docPr descr="Curva ROC dos dois modelos no conjunto de teste" id="6" name="image5.png"/>
+            <wp:docPr descr="Curva ROC dos dois modelos no conjunto de teste" id="6" name="image6.png"/>
             <a:graphic>
               <a:graphicData uri="http://schemas.openxmlformats.org/drawingml/2006/picture">
                 <pic:pic>
                   <pic:nvPicPr>
-                    <pic:cNvPr descr="Curva ROC dos dois modelos no conjunto de teste" id="0" name="image5.png"/>
+                    <pic:cNvPr descr="Curva ROC dos dois modelos no conjunto de teste" id="0" name="image6.png"/>
                     <pic:cNvPicPr preferRelativeResize="0"/>
                   </pic:nvPicPr>
                   <pic:blipFill>
@@ -10932,7 +10932,7 @@
                 <w:szCs w:val="20"/>
                 <w:rtl w:val="0"/>
               </w:rPr>
-              <w:t xml:space="preserve">0,492</w:t>
+              <w:t xml:space="preserve">0,436</w:t>
             </w:r>
             <w:r>
               <w:rPr>
@@ -10965,7 +10965,7 @@
                 <w:szCs w:val="20"/>
                 <w:rtl w:val="0"/>
               </w:rPr>
-              <w:t xml:space="preserve">0,230</w:t>
+              <w:t xml:space="preserve">0,245</w:t>
             </w:r>
             <w:r>
               <w:rPr>
@@ -11115,7 +11115,7 @@
           <w:szCs w:val="24"/>
           <w:rtl w:val="0"/>
         </w:rPr>
-        <w:t xml:space="preserve">Os dois modelos escolhidos mantêm o desempenho em dados novos. As duas versões descartadas do KNN mostram os dois problemas opostos: sem balanceamento ele perde mais da metade em dados novos, e com SMOTE cai de 0,492 para 0,230, porque aprendeu os pontos sintéticos que o próprio algoritmo criou. Foi essa diferença, medida apenas no treino, que orientou a escolha da subamostragem.</w:t>
+        <w:t xml:space="preserve">Os dois modelos escolhidos mantêm o desempenho em dados novos. As duas versões descartadas do KNN mostram os problemas opostos: sem balanceamento ele perde mais da metade, e com SMOTE cai de 0,436 para 0,245, porque aprendeu os pontos sintéticos que o próprio algoritmo criou. Essa diferença já aparecia na validação cruzada, feita apenas com o treino, e foi ela que orientou a escolha da subamostragem.</w:t>
       </w:r>
       <w:r>
         <w:rPr>
@@ -11202,12 +11202,12 @@
           <wp:inline distB="0" distT="0" distL="0" distR="0">
             <wp:extent cx="4953000" cy="2686050"/>
             <wp:effectExtent b="0" l="0" r="0" t="0"/>
-            <wp:docPr descr="Efeito do limiar de decisão na Regressão Logística" id="2" name="image3.png"/>
+            <wp:docPr descr="Efeito do limiar de decisão na Regressão Logística" id="2" name="image4.png"/>
             <a:graphic>
               <a:graphicData uri="http://schemas.openxmlformats.org/drawingml/2006/picture">
                 <pic:pic>
                   <pic:nvPicPr>
-                    <pic:cNvPr descr="Efeito do limiar de decisão na Regressão Logística" id="0" name="image3.png"/>
+                    <pic:cNvPr descr="Efeito do limiar de decisão na Regressão Logística" id="0" name="image4.png"/>
                     <pic:cNvPicPr preferRelativeResize="0"/>
                   </pic:nvPicPr>
                   <pic:blipFill>
@@ -12916,7 +12916,7 @@
                 <w:szCs w:val="20"/>
                 <w:rtl w:val="0"/>
               </w:rPr>
-              <w:t xml:space="preserve">Semanas 2</w:t>
+              <w:t xml:space="preserve">Semanas 2 e 3</w:t>
             </w:r>
             <w:r>
               <w:rPr>
@@ -12988,15 +12988,7 @@
                 <w:szCs w:val="20"/>
                 <w:rtl w:val="0"/>
               </w:rPr>
-              <w:t xml:space="preserve">Semana </w:t>
-            </w:r>
-            <w:r>
-              <w:rPr>
-                <w:sz w:val="20"/>
-                <w:szCs w:val="20"/>
-                <w:rtl w:val="0"/>
-              </w:rPr>
-              <w:t xml:space="preserve">2</w:t>
+              <w:t xml:space="preserve">Semana 4</w:t>
             </w:r>
             <w:r>
               <w:rPr>
@@ -13068,15 +13060,7 @@
                 <w:szCs w:val="20"/>
                 <w:rtl w:val="0"/>
               </w:rPr>
-              <w:t xml:space="preserve">Semana </w:t>
-            </w:r>
-            <w:r>
-              <w:rPr>
-                <w:sz w:val="20"/>
-                <w:szCs w:val="20"/>
-                <w:rtl w:val="0"/>
-              </w:rPr>
-              <w:t xml:space="preserve">3</w:t>
+              <w:t xml:space="preserve">Semana 5</w:t>
             </w:r>
             <w:r>
               <w:rPr>
@@ -13148,15 +13132,7 @@
                 <w:szCs w:val="20"/>
                 <w:rtl w:val="0"/>
               </w:rPr>
-              <w:t xml:space="preserve">Semana </w:t>
-            </w:r>
-            <w:r>
-              <w:rPr>
-                <w:sz w:val="20"/>
-                <w:szCs w:val="20"/>
-                <w:rtl w:val="0"/>
-              </w:rPr>
-              <w:t xml:space="preserve">3</w:t>
+              <w:t xml:space="preserve">Semana 6</w:t>
             </w:r>
             <w:r>
               <w:rPr>
@@ -13228,15 +13204,7 @@
                 <w:szCs w:val="20"/>
                 <w:rtl w:val="0"/>
               </w:rPr>
-              <w:t xml:space="preserve">Semanas </w:t>
-            </w:r>
-            <w:r>
-              <w:rPr>
-                <w:sz w:val="20"/>
-                <w:szCs w:val="20"/>
-                <w:rtl w:val="0"/>
-              </w:rPr>
-              <w:t xml:space="preserve">4</w:t>
+              <w:t xml:space="preserve">Semanas 7 e 8</w:t>
             </w:r>
             <w:r>
               <w:rPr>
@@ -14391,7 +14359,7 @@
 
 <file path=customXML/item1.xml><?xml version="1.0" encoding="utf-8"?>
 <go:gDocsCustomXmlDataStorage xmlns:go="http://customooxmlschemas.google.com/" xmlns:r="http://schemas.openxmlformats.org/officeDocument/2006/relationships" uri="GoogleDocsCustomDataVersion2">
-  <go:docsCustomData xmlns:go="http://customooxmlschemas.google.com/" roundtripDataSignature="AMtx7mgmvifiJAR5/tVj7yo73KfkGtwnDw==">CgMxLjA4AHIhMVdnSlN2SGNHLWNzMzRnYjlSZEVDa0hiUkJ2dEgwbWxn</go:docsCustomData>
+  <go:docsCustomData xmlns:go="http://customooxmlschemas.google.com/" roundtripDataSignature="AMtx7mjJk/ZTjA9fRRGLVrJq13nwpV/loA==">CgMxLjA4AHIhMXlnLUpSODFNcEh4NGVCVFhhb0I3VHJSeXEzN2Y3SE9f</go:docsCustomData>
 </go:gDocsCustomXmlDataStorage>
 </file>
 
